--- a/Unit 3 - 2D SpriteFlight/1-Set up your 2D game world.docx
+++ b/Unit 3 - 2D SpriteFlight/1-Set up your 2D game world.docx
@@ -1,10 +1,16 @@
 
 <file path=word/document.xml><?xml version="1.0" encoding="utf-8"?>
-<w:document xmlns:wpc="http://schemas.microsoft.com/office/word/2010/wordprocessingCanvas" xmlns:cx="http://schemas.microsoft.com/office/drawing/2014/chartex" xmlns:cx1="http://schemas.microsoft.com/office/drawing/2015/9/8/chartex" xmlns:cx2="http://schemas.microsoft.com/office/drawing/2015/10/21/chartex" xmlns:cx3="http://schemas.microsoft.com/office/drawing/2016/5/9/chartex" xmlns:cx4="http://schemas.microsoft.com/office/drawing/2016/5/10/chartex" xmlns:cx5="http://schemas.microsoft.com/office/drawing/2016/5/11/chartex" xmlns:cx6="http://schemas.microsoft.com/office/drawing/2016/5/12/chartex" xmlns:cx7="http://schemas.microsoft.com/office/drawing/2016/5/13/chartex" xmlns:cx8="http://schemas.microsoft.com/office/drawing/2016/5/14/chartex" xmlns:mc="http://schemas.openxmlformats.org/markup-compatibility/2006" xmlns:aink="http://schemas.microsoft.com/office/drawing/2016/ink" xmlns:am3d="http://schemas.microsoft.com/office/drawing/2017/model3d" xmlns:o="urn:schemas-microsoft-com:office:office" xmlns:oel="http://schemas.microsoft.com/office/2019/extlst" xmlns:r="http://schemas.openxmlformats.org/officeDocument/2006/relationships" xmlns:m="http://schemas.openxmlformats.org/officeDocument/2006/math" xmlns:v="urn:schemas-microsoft-com:vml" xmlns:wp14="http://schemas.microsoft.com/office/word/2010/wordprocessingDrawing" xmlns:wp="http://schemas.openxmlformats.org/drawingml/2006/wordprocessingDrawing" xmlns:w10="urn:schemas-microsoft-com:office:word" xmlns:w="http://schemas.openxmlformats.org/wordprocessingml/2006/main" xmlns:w14="http://schemas.microsoft.com/office/word/2010/wordml" xmlns:w15="http://schemas.microsoft.com/office/word/2012/wordml" xmlns:w16cei="http://schemas.microsoft.com/office/word/2026/wordml/cei" xmlns:w16cex="http://schemas.microsoft.com/office/word/2018/wordml/cex" xmlns:w16cid="http://schemas.microsoft.com/office/word/2016/wordml/cid" xmlns:w16="http://schemas.microsoft.com/office/word/2018/wordml" xmlns:w16du="http://schemas.microsoft.com/office/word/2023/wordml/word16du" xmlns:w16sdtdh="http://schemas.microsoft.com/office/word/2020/wordml/sdtdatahash" xmlns:w16sdtfl="http://schemas.microsoft.com/office/word/2024/wordml/sdtformatlock" xmlns:w16se="http://schemas.microsoft.com/office/word/2015/wordml/symex" xmlns:wpg="http://schemas.microsoft.com/office/word/2010/wordprocessingGroup" xmlns:wpi="http://schemas.microsoft.com/office/word/2010/wordprocessingInk" xmlns:wne="http://schemas.microsoft.com/office/word/2006/wordml" xmlns:wps="http://schemas.microsoft.com/office/word/2010/wordprocessingShape" mc:Ignorable="w14 w15 w16se w16cid w16 w16cex w16sdtdh w16sdtfl w16du wp14">
+<w:document xmlns:wpc="http://schemas.microsoft.com/office/word/2010/wordprocessingCanvas" xmlns:cx="http://schemas.microsoft.com/office/drawing/2014/chartex" xmlns:cx1="http://schemas.microsoft.com/office/drawing/2015/9/8/chartex" xmlns:cx2="http://schemas.microsoft.com/office/drawing/2015/10/21/chartex" xmlns:cx3="http://schemas.microsoft.com/office/drawing/2016/5/9/chartex" xmlns:cx4="http://schemas.microsoft.com/office/drawing/2016/5/10/chartex" xmlns:cx5="http://schemas.microsoft.com/office/drawing/2016/5/11/chartex" xmlns:cx6="http://schemas.microsoft.com/office/drawing/2016/5/12/chartex" xmlns:cx7="http://schemas.microsoft.com/office/drawing/2016/5/13/chartex" xmlns:cx8="http://schemas.microsoft.com/office/drawing/2016/5/14/chartex" xmlns:mc="http://schemas.openxmlformats.org/markup-compatibility/2006" xmlns:aink="http://schemas.microsoft.com/office/drawing/2016/ink" xmlns:am3d="http://schemas.microsoft.com/office/drawing/2017/model3d" xmlns:o="urn:schemas-microsoft-com:office:office" xmlns:oel="http://schemas.microsoft.com/office/2019/extlst" xmlns:r="http://schemas.openxmlformats.org/officeDocument/2006/relationships" xmlns:m="http://schemas.openxmlformats.org/officeDocument/2006/math" xmlns:v="urn:schemas-microsoft-com:vml" xmlns:wp14="http://schemas.microsoft.com/office/word/2010/wordprocessingDrawing" xmlns:wp="http://schemas.openxmlformats.org/drawingml/2006/wordprocessingDrawing" xmlns:w10="urn:schemas-microsoft-com:office:word" xmlns:w="http://schemas.openxmlformats.org/wordprocessingml/2006/main" xmlns:w14="http://schemas.microsoft.com/office/word/2010/wordml" xmlns:w15="http://schemas.microsoft.com/office/word/2012/wordml" xmlns:w16cex="http://schemas.microsoft.com/office/word/2018/wordml/cex" xmlns:w16cid="http://schemas.microsoft.com/office/word/2016/wordml/cid" xmlns:w16="http://schemas.microsoft.com/office/word/2018/wordml" xmlns:w16du="http://schemas.microsoft.com/office/word/2023/wordml/word16du" xmlns:w16sdtdh="http://schemas.microsoft.com/office/word/2020/wordml/sdtdatahash" xmlns:w16sdtfl="http://schemas.microsoft.com/office/word/2024/wordml/sdtformatlock" xmlns:w16se="http://schemas.microsoft.com/office/word/2015/wordml/symex" xmlns:wpg="http://schemas.microsoft.com/office/word/2010/wordprocessingGroup" xmlns:wpi="http://schemas.microsoft.com/office/word/2010/wordprocessingInk" xmlns:wne="http://schemas.microsoft.com/office/word/2006/wordml" xmlns:wps="http://schemas.microsoft.com/office/word/2010/wordprocessingShape" mc:Ignorable="w14 w15 w16se w16cid w16 w16cex w16sdtdh w16sdtfl w16du wp14">
   <w:body>
     <w:p>
       <w:r>
-        <w:t>In this tutorial, you'll preview the finished version of Sprite Flight: a simple, 2D arcade game where you steer a triangular ship to dodge flying obstacles. Then, you'll create a new Unity project using Unity’s 2D template and set up the basic play area for your 2D game, complete with walls around the edges of the screen.</w:t>
+        <w:t xml:space="preserve">In this </w:t>
+      </w:r>
+      <w:r>
+        <w:t>lab</w:t>
+      </w:r>
+      <w:r>
+        <w:t>, you'll preview the finished version of Sprite Flight: a simple, 2D arcade game where you steer a triangular ship to dodge flying obstacles. Then, you'll create a new Unity project using Unity’s 2D template and set up the basic play area for your 2D game, complete with walls around the edges of the screen.</w:t>
       </w:r>
     </w:p>
     <w:p>
@@ -20,15 +26,6 @@
           <w:bCs/>
         </w:rPr>
         <w:t>1. Overview</w:t>
-      </w:r>
-    </w:p>
-    <w:p>
-      <w:r>
-        <w:rPr>
-          <w:b/>
-          <w:bCs/>
-        </w:rPr>
-        <w:t>Q&amp;A (0)</w:t>
       </w:r>
     </w:p>
     <w:p>
@@ -95,80 +92,6 @@
       <w:r>
         <w:t>Handle collisions, UI, and game restart logic</w:t>
       </w:r>
-    </w:p>
-    <w:p>
-      <w:r>
-        <w:t>Previewing the final game helps you understand where you’re headed and why each step along the way matters.</w:t>
-      </w:r>
-    </w:p>
-    <w:p>
-      <w:r>
-        <w:t>Play Video</w:t>
-      </w:r>
-    </w:p>
-    <w:p>
-      <w:r>
-        <w:rPr>
-          <w:b/>
-          <w:bCs/>
-        </w:rPr>
-        <w:t>1. Play the web version of the demo game:</w:t>
-      </w:r>
-    </w:p>
-    <w:p>
-      <w:pPr>
-        <w:numPr>
-          <w:ilvl w:val="0"/>
-          <w:numId w:val="2"/>
-        </w:numPr>
-      </w:pPr>
-      <w:r>
-        <w:t>Open the </w:t>
-      </w:r>
-      <w:hyperlink r:id="rId5" w:tgtFrame="_blank" w:history="1">
-        <w:r>
-          <w:rPr>
-            <w:rStyle w:val="Hyperlink"/>
-          </w:rPr>
-          <w:t>demo version of Sprite Flight</w:t>
-        </w:r>
-      </w:hyperlink>
-      <w:r>
-        <w:t>.</w:t>
-      </w:r>
-    </w:p>
-    <w:p>
-      <w:pPr>
-        <w:numPr>
-          <w:ilvl w:val="0"/>
-          <w:numId w:val="2"/>
-        </w:numPr>
-      </w:pPr>
-      <w:r>
-        <w:t>Click or tap anywhere to steer the ship in that direction.</w:t>
-      </w:r>
-    </w:p>
-    <w:p>
-      <w:pPr>
-        <w:numPr>
-          <w:ilvl w:val="0"/>
-          <w:numId w:val="2"/>
-        </w:numPr>
-      </w:pPr>
-      <w:r>
-        <w:t>Your score increases the longer you stay alive.</w:t>
-      </w:r>
-    </w:p>
-    <w:p>
-      <w:pPr>
-        <w:numPr>
-          <w:ilvl w:val="0"/>
-          <w:numId w:val="2"/>
-        </w:numPr>
-      </w:pPr>
-      <w:r>
-        <w:t>Avoid the flying hexagons and the outer walls.</w:t>
-      </w:r>
       <w:r>
         <w:br/>
       </w:r>
@@ -231,15 +154,6 @@
     </w:p>
     <w:p>
       <w:r>
-        <w:rPr>
-          <w:b/>
-          <w:bCs/>
-        </w:rPr>
-        <w:t>Q&amp;A (0)</w:t>
-      </w:r>
-    </w:p>
-    <w:p>
-      <w:r>
         <w:t>Now that you’ve previewed the final game, it’s time to start building it yourself. In this step, you’ll create a new Unity project using the </w:t>
       </w:r>
       <w:r>
@@ -255,6 +169,10 @@
     </w:p>
     <w:p>
       <w:r>
+        <w:rPr>
+          <w:noProof/>
+        </w:rPr>
+        <w:lastRenderedPageBreak/>
         <w:drawing>
           <wp:inline distT="0" distB="0" distL="0" distR="0" wp14:anchorId="7D0DB361" wp14:editId="1C8CBB72">
             <wp:extent cx="20117435" cy="11351260"/>
@@ -273,7 +191,7 @@
                     </pic:cNvPicPr>
                   </pic:nvPicPr>
                   <pic:blipFill>
-                    <a:blip r:embed="rId6">
+                    <a:blip r:embed="rId5">
                       <a:extLst>
                         <a:ext uri="{28A0092B-C50C-407E-A947-70E740481C1C}">
                           <a14:useLocalDpi xmlns:a14="http://schemas.microsoft.com/office/drawing/2010/main" val="0"/>
@@ -311,6 +229,7 @@
           <w:b/>
           <w:bCs/>
         </w:rPr>
+        <w:lastRenderedPageBreak/>
         <w:t>1. Launch Unity Hub:</w:t>
       </w:r>
     </w:p>
@@ -345,7 +264,7 @@
       <w:r>
         <w:t>If you don’t have Unity Hub or a version of Unity 6 installed yet, download and install it from</w:t>
       </w:r>
-      <w:hyperlink r:id="rId7" w:tgtFrame="_blank" w:history="1">
+      <w:hyperlink r:id="rId6" w:tgtFrame="_blank" w:history="1">
         <w:r>
           <w:rPr>
             <w:rStyle w:val="Hyperlink"/>
@@ -530,16 +449,13 @@
     </w:p>
     <w:p>
       <w:r>
-        <w:rPr>
-          <w:b/>
-          <w:bCs/>
-        </w:rPr>
-        <w:t>Q&amp;A (0)</w:t>
-      </w:r>
-    </w:p>
-    <w:p>
-      <w:r>
-        <w:t>Unity’s layout is customizable, and organizing your windows early helps you work more efficiently. Also, setting your layout so that it matches the instructions and screenshots in this course will make the tutorials easier to follow.</w:t>
+        <w:t xml:space="preserve">Unity’s layout is customizable, and organizing your windows early helps you work more efficiently. Also, setting your layout so that it matches the instructions and screenshots in this course will make the </w:t>
+      </w:r>
+      <w:r>
+        <w:t>lab</w:t>
+      </w:r>
+      <w:r>
+        <w:t>s easier to follow.</w:t>
       </w:r>
     </w:p>
     <w:p>
@@ -781,6 +697,7 @@
     </w:p>
     <w:p>
       <w:r>
+        <w:lastRenderedPageBreak/>
         <w:t>Mark step incomplete</w:t>
       </w:r>
     </w:p>
@@ -801,21 +718,7 @@
     </w:p>
     <w:p>
       <w:r>
-        <w:rPr>
-          <w:b/>
-          <w:bCs/>
-        </w:rPr>
-        <w:t>Q&amp;A (0)</w:t>
-      </w:r>
-    </w:p>
-    <w:p>
-      <w:r>
         <w:t>Creating a new scene ensures a clean, organized starting point for your game. In this step, you’ll set up and save a dedicated scene.</w:t>
-      </w:r>
-    </w:p>
-    <w:p>
-      <w:r>
-        <w:t>Play Video</w:t>
       </w:r>
     </w:p>
     <w:p>
@@ -1012,166 +915,6 @@
       </w:r>
     </w:p>
     <w:p>
-      <w:r>
-        <w:rPr>
-          <w:b/>
-          <w:bCs/>
-        </w:rPr>
-        <w:t>3. Practice navigating in 2D:</w:t>
-      </w:r>
-    </w:p>
-    <w:p>
-      <w:pPr>
-        <w:numPr>
-          <w:ilvl w:val="0"/>
-          <w:numId w:val="11"/>
-        </w:numPr>
-      </w:pPr>
-      <w:r>
-        <w:t>Use your </w:t>
-      </w:r>
-      <w:r>
-        <w:rPr>
-          <w:b/>
-          <w:bCs/>
-        </w:rPr>
-        <w:t>scroll wheel</w:t>
-      </w:r>
-      <w:r>
-        <w:t> (or </w:t>
-      </w:r>
-      <w:r>
-        <w:rPr>
-          <w:b/>
-          <w:bCs/>
-        </w:rPr>
-        <w:t>two-finger swipe</w:t>
-      </w:r>
-      <w:r>
-        <w:t> on a trackpad) to zoom in and out of the </w:t>
-      </w:r>
-      <w:r>
-        <w:rPr>
-          <w:b/>
-          <w:bCs/>
-        </w:rPr>
-        <w:t>Scene</w:t>
-      </w:r>
-      <w:r>
-        <w:t> view.</w:t>
-      </w:r>
-    </w:p>
-    <w:p>
-      <w:pPr>
-        <w:numPr>
-          <w:ilvl w:val="0"/>
-          <w:numId w:val="11"/>
-        </w:numPr>
-      </w:pPr>
-      <w:r>
-        <w:t>Ensure the </w:t>
-      </w:r>
-      <w:r>
-        <w:rPr>
-          <w:b/>
-          <w:bCs/>
-        </w:rPr>
-        <w:t>View </w:t>
-      </w:r>
-      <w:r>
-        <w:t>tool (hand) is selected from the </w:t>
-      </w:r>
-      <w:r>
-        <w:rPr>
-          <w:b/>
-          <w:bCs/>
-        </w:rPr>
-        <w:t>Tools </w:t>
-      </w:r>
-      <w:r>
-        <w:t>overlay in the </w:t>
-      </w:r>
-      <w:r>
-        <w:rPr>
-          <w:b/>
-          <w:bCs/>
-        </w:rPr>
-        <w:t>Scene</w:t>
-      </w:r>
-      <w:r>
-        <w:t> view, then hold </w:t>
-      </w:r>
-      <w:r>
-        <w:rPr>
-          <w:b/>
-          <w:bCs/>
-        </w:rPr>
-        <w:t>right-click </w:t>
-      </w:r>
-      <w:r>
-        <w:t>and</w:t>
-      </w:r>
-      <w:r>
-        <w:rPr>
-          <w:b/>
-          <w:bCs/>
-        </w:rPr>
-        <w:t> drag</w:t>
-      </w:r>
-      <w:r>
-        <w:t> to pan around the scene.</w:t>
-      </w:r>
-    </w:p>
-    <w:p>
-      <w:r>
-        <w:rPr>
-          <w:b/>
-          <w:bCs/>
-        </w:rPr>
-        <w:t>Tip:</w:t>
-      </w:r>
-      <w:r>
-        <w:t> Navigating the </w:t>
-      </w:r>
-      <w:r>
-        <w:rPr>
-          <w:b/>
-          <w:bCs/>
-        </w:rPr>
-        <w:t>Scene</w:t>
-      </w:r>
-      <w:r>
-        <w:t> view with these gestures will help you quickly place and adjust GameObjects throughout this course. To learn more about scene navigation, check out the </w:t>
-      </w:r>
-      <w:hyperlink r:id="rId8" w:anchor="6273f00fedbc2a7f158cc1f1" w:tgtFrame="_self" w:history="1">
-        <w:r>
-          <w:rPr>
-            <w:rStyle w:val="Hyperlink"/>
-            <w:b/>
-            <w:bCs/>
-          </w:rPr>
-          <w:t>Explore the Unity Editor tutorial</w:t>
-        </w:r>
-      </w:hyperlink>
-      <w:r>
-        <w:rPr>
-          <w:b/>
-          <w:bCs/>
-        </w:rPr>
-        <w:t>.</w:t>
-      </w:r>
-    </w:p>
-    <w:p>
-      <w:r>
-        <w:t>You now have a new empty scene open in the Unity Editor and understand how to navigate 2D space.</w:t>
-      </w:r>
-    </w:p>
-    <w:p>
-      <w:r>
-        <w:t>Mark step incomplete</w:t>
-      </w:r>
-    </w:p>
-    <w:p>
       <w:pPr>
         <w:rPr>
           <w:b/>
@@ -1184,15 +927,6 @@
           <w:bCs/>
         </w:rPr>
         <w:t>5. Add an Obstacle sprite</w:t>
-      </w:r>
-    </w:p>
-    <w:p>
-      <w:r>
-        <w:rPr>
-          <w:b/>
-          <w:bCs/>
-        </w:rPr>
-        <w:t>Q&amp;A (0)</w:t>
       </w:r>
     </w:p>
     <w:p>
@@ -1607,6 +1341,7 @@
     </w:p>
     <w:p>
       <w:r>
+        <w:lastRenderedPageBreak/>
         <w:t>You've now placed a static obstacle in the world, centered at the origin. You'll later give it physics properties so it can move and bounce — but for now, it's a visual reference point in your 2D space.</w:t>
       </w:r>
     </w:p>
@@ -1632,15 +1367,6 @@
     </w:p>
     <w:p>
       <w:r>
-        <w:rPr>
-          <w:b/>
-          <w:bCs/>
-        </w:rPr>
-        <w:t>Q&amp;A (0)</w:t>
-      </w:r>
-    </w:p>
-    <w:p>
-      <w:r>
         <w:t>In 2D games, the default camera uses an </w:t>
       </w:r>
       <w:r>
@@ -1687,11 +1413,6 @@
       </w:r>
       <w:r>
         <w:t> to zoom out a bit, and if you want, you can also change the background color.</w:t>
-      </w:r>
-    </w:p>
-    <w:p>
-      <w:r>
-        <w:t>Play Video</w:t>
       </w:r>
     </w:p>
     <w:p>
@@ -1988,11 +1709,6 @@
       </w:r>
     </w:p>
     <w:p>
-      <w:r>
-        <w:t>Mark step incomplete</w:t>
-      </w:r>
-    </w:p>
-    <w:p>
       <w:pPr>
         <w:rPr>
           <w:b/>
@@ -2009,15 +1725,6 @@
     </w:p>
     <w:p>
       <w:r>
-        <w:rPr>
-          <w:b/>
-          <w:bCs/>
-        </w:rPr>
-        <w:t>Q&amp;A (0)</w:t>
-      </w:r>
-    </w:p>
-    <w:p>
-      <w:r>
         <w:t>Your player and obstacles need to stay within visible bounds, so it's time to build a screen boundary.</w:t>
       </w:r>
     </w:p>
@@ -2044,11 +1751,6 @@
       </w:r>
       <w:r>
         <w:t> view.</w:t>
-      </w:r>
-    </w:p>
-    <w:p>
-      <w:r>
-        <w:t>Play Video</w:t>
       </w:r>
     </w:p>
     <w:p>
@@ -2068,6 +1770,7 @@
         </w:numPr>
       </w:pPr>
       <w:r>
+        <w:lastRenderedPageBreak/>
         <w:t>In the </w:t>
       </w:r>
       <w:r>
@@ -2409,15 +2112,6 @@
     </w:p>
     <w:p>
       <w:r>
-        <w:rPr>
-          <w:b/>
-          <w:bCs/>
-        </w:rPr>
-        <w:t>Q&amp;A (0)</w:t>
-      </w:r>
-    </w:p>
-    <w:p>
-      <w:r>
         <w:t>With the bottom border in place, you’ll now add the remaining three screen borders: top, left, and right. Rather than creating each from scratch, you’ll </w:t>
       </w:r>
       <w:r>
@@ -2439,11 +2133,6 @@
       </w:r>
       <w:r>
         <w:t>.</w:t>
-      </w:r>
-    </w:p>
-    <w:p>
-      <w:r>
-        <w:t>Play Video</w:t>
       </w:r>
     </w:p>
     <w:p>
@@ -2624,6 +2313,7 @@
         </w:numPr>
       </w:pPr>
       <w:r>
+        <w:lastRenderedPageBreak/>
         <w:t>Duplicate the </w:t>
       </w:r>
       <w:r>
@@ -2746,11 +2436,6 @@
       </w:r>
     </w:p>
     <w:p>
-      <w:r>
-        <w:t>Mark step incomplete</w:t>
-      </w:r>
-    </w:p>
-    <w:p>
       <w:pPr>
         <w:rPr>
           <w:b/>
@@ -2767,15 +2452,6 @@
     </w:p>
     <w:p>
       <w:r>
-        <w:rPr>
-          <w:b/>
-          <w:bCs/>
-        </w:rPr>
-        <w:t>Q&amp;A (0)</w:t>
-      </w:r>
-    </w:p>
-    <w:p>
-      <w:r>
         <w:t>To make sure your game always fits the screen the way you intend, you can set your </w:t>
       </w:r>
       <w:r>
@@ -2832,11 +2508,6 @@
     <w:p>
       <w:r>
         <w:t>You then might need to adjust your screen borders to make sure they align correctly with the new display shape.</w:t>
-      </w:r>
-    </w:p>
-    <w:p>
-      <w:r>
-        <w:t>Play Video</w:t>
       </w:r>
     </w:p>
     <w:p>
@@ -2996,11 +2667,6 @@
       </w:r>
     </w:p>
     <w:p>
-      <w:r>
-        <w:t>Mark step incomplete</w:t>
-      </w:r>
-    </w:p>
-    <w:p>
       <w:pPr>
         <w:rPr>
           <w:b/>
@@ -3013,15 +2679,6 @@
           <w:bCs/>
         </w:rPr>
         <w:t>10. Organize the Hierarchy window and Assets folder</w:t>
-      </w:r>
-    </w:p>
-    <w:p>
-      <w:r>
-        <w:rPr>
-          <w:b/>
-          <w:bCs/>
-        </w:rPr>
-        <w:t>Q&amp;A (0)</w:t>
       </w:r>
     </w:p>
     <w:p>
@@ -3092,6 +2749,7 @@
         </w:numPr>
       </w:pPr>
       <w:r>
+        <w:lastRenderedPageBreak/>
         <w:t>Rename the new GameObject ”Borders”.</w:t>
       </w:r>
     </w:p>
@@ -3364,11 +3022,6 @@
     </w:p>
     <w:p>
       <w:r>
-        <w:t>Mark step incomplete</w:t>
-      </w:r>
-    </w:p>
-    <w:p>
-      <w:r>
         <w:rPr>
           <w:b/>
           <w:bCs/>
@@ -3437,7 +3090,13 @@
         <w:t>Expert</w:t>
       </w:r>
       <w:r>
-        <w:t> difficulty so that you know what to expect. You can complete one, all, or none of them — it’s totally up to you. If you’re not interested in doing these challenges, mark this step as complete and proceed to the next tutorial.</w:t>
+        <w:t xml:space="preserve"> difficulty so that you know what to expect. You can complete one, all, or none of them — it’s totally up to you. If you’re not interested in doing these challenges, mark this step as complete and proceed to the next </w:t>
+      </w:r>
+      <w:r>
+        <w:t>lab</w:t>
+      </w:r>
+      <w:r>
+        <w:t>.</w:t>
       </w:r>
     </w:p>
     <w:p>
@@ -3462,6 +3121,9 @@
     </w:p>
     <w:p>
       <w:r>
+        <w:rPr>
+          <w:noProof/>
+        </w:rPr>
         <w:drawing>
           <wp:inline distT="0" distB="0" distL="0" distR="0" wp14:anchorId="11A791DE" wp14:editId="4127E9F2">
             <wp:extent cx="2905125" cy="657225"/>
@@ -3480,7 +3142,7 @@
                     </pic:cNvPicPr>
                   </pic:nvPicPr>
                   <pic:blipFill>
-                    <a:blip r:embed="rId9">
+                    <a:blip r:embed="rId7">
                       <a:extLst>
                         <a:ext uri="{28A0092B-C50C-407E-A947-70E740481C1C}">
                           <a14:useLocalDpi xmlns:a14="http://schemas.microsoft.com/office/drawing/2010/main" val="0"/>
@@ -3675,11 +3337,16 @@
         </w:numPr>
       </w:pPr>
       <w:r>
+        <w:lastRenderedPageBreak/>
         <w:t>Repeat for each GameObject you want to recolor.</w:t>
       </w:r>
     </w:p>
     <w:p>
       <w:r>
+        <w:rPr>
+          <w:noProof/>
+        </w:rPr>
+        <w:lastRenderedPageBreak/>
         <w:drawing>
           <wp:inline distT="0" distB="0" distL="0" distR="0" wp14:anchorId="6493AE6A" wp14:editId="771E0C11">
             <wp:extent cx="15811500" cy="8629650"/>
@@ -3698,7 +3365,7 @@
                     </pic:cNvPicPr>
                   </pic:nvPicPr>
                   <pic:blipFill>
-                    <a:blip r:embed="rId10">
+                    <a:blip r:embed="rId8">
                       <a:extLst>
                         <a:ext uri="{28A0092B-C50C-407E-A947-70E740481C1C}">
                           <a14:useLocalDpi xmlns:a14="http://schemas.microsoft.com/office/drawing/2010/main" val="0"/>
@@ -3732,6 +3399,7 @@
     </w:p>
     <w:p>
       <w:r>
+        <w:lastRenderedPageBreak/>
         <w:t>If your camera background still uses the default color, try adjusting that too:</w:t>
       </w:r>
     </w:p>
@@ -3850,7 +3518,7 @@
 </file>
 
 <file path=word/numbering.xml><?xml version="1.0" encoding="utf-8"?>
-<w:numbering xmlns:wpc="http://schemas.microsoft.com/office/word/2010/wordprocessingCanvas" xmlns:cx="http://schemas.microsoft.com/office/drawing/2014/chartex" xmlns:cx1="http://schemas.microsoft.com/office/drawing/2015/9/8/chartex" xmlns:cx2="http://schemas.microsoft.com/office/drawing/2015/10/21/chartex" xmlns:cx3="http://schemas.microsoft.com/office/drawing/2016/5/9/chartex" xmlns:cx4="http://schemas.microsoft.com/office/drawing/2016/5/10/chartex" xmlns:cx5="http://schemas.microsoft.com/office/drawing/2016/5/11/chartex" xmlns:cx6="http://schemas.microsoft.com/office/drawing/2016/5/12/chartex" xmlns:cx7="http://schemas.microsoft.com/office/drawing/2016/5/13/chartex" xmlns:cx8="http://schemas.microsoft.com/office/drawing/2016/5/14/chartex" xmlns:mc="http://schemas.openxmlformats.org/markup-compatibility/2006" xmlns:aink="http://schemas.microsoft.com/office/drawing/2016/ink" xmlns:am3d="http://schemas.microsoft.com/office/drawing/2017/model3d" xmlns:o="urn:schemas-microsoft-com:office:office" xmlns:oel="http://schemas.microsoft.com/office/2019/extlst" xmlns:r="http://schemas.openxmlformats.org/officeDocument/2006/relationships" xmlns:m="http://schemas.openxmlformats.org/officeDocument/2006/math" xmlns:v="urn:schemas-microsoft-com:vml" xmlns:wp14="http://schemas.microsoft.com/office/word/2010/wordprocessingDrawing" xmlns:wp="http://schemas.openxmlformats.org/drawingml/2006/wordprocessingDrawing" xmlns:w10="urn:schemas-microsoft-com:office:word" xmlns:w="http://schemas.openxmlformats.org/wordprocessingml/2006/main" xmlns:w14="http://schemas.microsoft.com/office/word/2010/wordml" xmlns:w15="http://schemas.microsoft.com/office/word/2012/wordml" xmlns:w16cei="http://schemas.microsoft.com/office/word/2026/wordml/cei" xmlns:w16cex="http://schemas.microsoft.com/office/word/2018/wordml/cex" xmlns:w16cid="http://schemas.microsoft.com/office/word/2016/wordml/cid" xmlns:w16="http://schemas.microsoft.com/office/word/2018/wordml" xmlns:w16du="http://schemas.microsoft.com/office/word/2023/wordml/word16du" xmlns:w16sdtdh="http://schemas.microsoft.com/office/word/2020/wordml/sdtdatahash" xmlns:w16sdtfl="http://schemas.microsoft.com/office/word/2024/wordml/sdtformatlock" xmlns:w16se="http://schemas.microsoft.com/office/word/2015/wordml/symex" xmlns:wpg="http://schemas.microsoft.com/office/word/2010/wordprocessingGroup" xmlns:wpi="http://schemas.microsoft.com/office/word/2010/wordprocessingInk" xmlns:wne="http://schemas.microsoft.com/office/word/2006/wordml" xmlns:wps="http://schemas.microsoft.com/office/word/2010/wordprocessingShape" mc:Ignorable="w14 w15 w16se w16cid w16 w16cex w16sdtdh w16sdtfl w16du wp14">
+<w:numbering xmlns:wpc="http://schemas.microsoft.com/office/word/2010/wordprocessingCanvas" xmlns:cx="http://schemas.microsoft.com/office/drawing/2014/chartex" xmlns:cx1="http://schemas.microsoft.com/office/drawing/2015/9/8/chartex" xmlns:cx2="http://schemas.microsoft.com/office/drawing/2015/10/21/chartex" xmlns:cx3="http://schemas.microsoft.com/office/drawing/2016/5/9/chartex" xmlns:cx4="http://schemas.microsoft.com/office/drawing/2016/5/10/chartex" xmlns:cx5="http://schemas.microsoft.com/office/drawing/2016/5/11/chartex" xmlns:cx6="http://schemas.microsoft.com/office/drawing/2016/5/12/chartex" xmlns:cx7="http://schemas.microsoft.com/office/drawing/2016/5/13/chartex" xmlns:cx8="http://schemas.microsoft.com/office/drawing/2016/5/14/chartex" xmlns:mc="http://schemas.openxmlformats.org/markup-compatibility/2006" xmlns:aink="http://schemas.microsoft.com/office/drawing/2016/ink" xmlns:am3d="http://schemas.microsoft.com/office/drawing/2017/model3d" xmlns:o="urn:schemas-microsoft-com:office:office" xmlns:oel="http://schemas.microsoft.com/office/2019/extlst" xmlns:r="http://schemas.openxmlformats.org/officeDocument/2006/relationships" xmlns:m="http://schemas.openxmlformats.org/officeDocument/2006/math" xmlns:v="urn:schemas-microsoft-com:vml" xmlns:wp14="http://schemas.microsoft.com/office/word/2010/wordprocessingDrawing" xmlns:wp="http://schemas.openxmlformats.org/drawingml/2006/wordprocessingDrawing" xmlns:w10="urn:schemas-microsoft-com:office:word" xmlns:w="http://schemas.openxmlformats.org/wordprocessingml/2006/main" xmlns:w14="http://schemas.microsoft.com/office/word/2010/wordml" xmlns:w15="http://schemas.microsoft.com/office/word/2012/wordml" xmlns:w16cex="http://schemas.microsoft.com/office/word/2018/wordml/cex" xmlns:w16cid="http://schemas.microsoft.com/office/word/2016/wordml/cid" xmlns:w16="http://schemas.microsoft.com/office/word/2018/wordml" xmlns:w16du="http://schemas.microsoft.com/office/word/2023/wordml/word16du" xmlns:w16sdtdh="http://schemas.microsoft.com/office/word/2020/wordml/sdtdatahash" xmlns:w16sdtfl="http://schemas.microsoft.com/office/word/2024/wordml/sdtformatlock" xmlns:w16se="http://schemas.microsoft.com/office/word/2015/wordml/symex" xmlns:wpg="http://schemas.microsoft.com/office/word/2010/wordprocessingGroup" xmlns:wpi="http://schemas.microsoft.com/office/word/2010/wordprocessingInk" xmlns:wne="http://schemas.microsoft.com/office/word/2006/wordml" xmlns:wps="http://schemas.microsoft.com/office/word/2010/wordprocessingShape" mc:Ignorable="w14 w15 w16se w16cid w16 w16cex w16sdtdh w16sdtfl w16du wp14">
   <w:abstractNum w:abstractNumId="0" w15:restartNumberingAfterBreak="0">
     <w:nsid w:val="04F272FC"/>
     <w:multiLevelType w:val="multilevel"/>
@@ -9625,6 +9293,7 @@
   <w:style w:type="character" w:default="1" w:styleId="DefaultParagraphFont">
     <w:name w:val="Default Paragraph Font"/>
     <w:uiPriority w:val="1"/>
+    <w:semiHidden/>
     <w:unhideWhenUsed/>
   </w:style>
   <w:style w:type="table" w:default="1" w:styleId="TableNormal">
